--- a/zanyatiya/Zanyatie_07_Gantt_A4_Blank.docx
+++ b/zanyatiya/Zanyatie_07_Gantt_A4_Blank.docx
@@ -50,7 +50,7 @@
           <w:sz w:val="17"/>
           <w:szCs w:val="17"/>
         </w:rPr>
-        <w:t xml:space="preserve">     лицевая сторона · обратная — нагрузка по людям, решение по сроку и домашнее задание</w:t>
+        <w:t xml:space="preserve">     лицевая сторона · обратная — нагрузка по людям и риски</w:t>
       </w:r>
     </w:p>
     <w:tbl>
@@ -1055,7 +1055,7 @@
                 <w:sz w:val="17"/>
                 <w:szCs w:val="17"/>
               </w:rPr>
-              <w:t xml:space="preserve">1.1</w:t>
+              <w:t xml:space="preserve"/>
             </w:r>
           </w:p>
         </w:tc>
@@ -1086,13 +1086,13 @@
                 <w:rFonts w:ascii="Arial" w:cs="Arial" w:eastAsia="Arial" w:hAnsi="Arial"/>
                 <w:b w:val="false"/>
                 <w:bCs w:val="false"/>
-                <w:i/>
-                <w:iCs/>
-                <w:color w:val="666666"/>
-                <w:sz w:val="17"/>
-                <w:szCs w:val="17"/>
-              </w:rPr>
-              <w:t xml:space="preserve">Пример: компоненты куплены</w:t>
+                <w:i w:val="false"/>
+                <w:iCs w:val="false"/>
+                <w:color w:val="666666"/>
+                <w:sz w:val="17"/>
+                <w:szCs w:val="17"/>
+              </w:rPr>
+              <w:t xml:space="preserve"/>
             </w:r>
           </w:p>
         </w:tc>
@@ -1116,20 +1116,20 @@
           <w:p>
             <w:pPr>
               <w:spacing w:after="0" w:before="0"/>
-              <w:jc w:val="center"/>
-            </w:pPr>
-            <w:r>
-              <w:rPr>
-                <w:rFonts w:ascii="Arial" w:cs="Arial" w:eastAsia="Arial" w:hAnsi="Arial"/>
-                <w:b w:val="false"/>
-                <w:bCs w:val="false"/>
-                <w:i w:val="false"/>
-                <w:iCs w:val="false"/>
-                <w:color w:val="666666"/>
-                <w:sz w:val="17"/>
-                <w:szCs w:val="17"/>
-              </w:rPr>
-              <w:t xml:space="preserve">—</w:t>
+              <w:jc w:val="left"/>
+            </w:pPr>
+            <w:r>
+              <w:rPr>
+                <w:rFonts w:ascii="Arial" w:cs="Arial" w:eastAsia="Arial" w:hAnsi="Arial"/>
+                <w:b w:val="false"/>
+                <w:bCs w:val="false"/>
+                <w:i w:val="false"/>
+                <w:iCs w:val="false"/>
+                <w:color w:val="666666"/>
+                <w:sz w:val="17"/>
+                <w:szCs w:val="17"/>
+              </w:rPr>
+              <w:t xml:space="preserve"/>
             </w:r>
           </w:p>
         </w:tc>
@@ -1153,33 +1153,32 @@
           <w:p>
             <w:pPr>
               <w:spacing w:after="0" w:before="0"/>
-              <w:jc w:val="center"/>
-            </w:pPr>
-            <w:r>
-              <w:rPr>
-                <w:rFonts w:ascii="Arial" w:cs="Arial" w:eastAsia="Arial" w:hAnsi="Arial"/>
-                <w:b w:val="false"/>
-                <w:bCs w:val="false"/>
-                <w:i w:val="false"/>
-                <w:iCs w:val="false"/>
-                <w:color w:val="666666"/>
-                <w:sz w:val="17"/>
-                <w:szCs w:val="17"/>
-              </w:rPr>
-              <w:t xml:space="preserve">1</w:t>
-            </w:r>
-          </w:p>
-        </w:tc>
-        <w:tc>
-          <w:tcPr>
-            <w:tcW w:type="dxa" w:w="948"/>
-            <w:tcBorders>
-              <w:top w:val="single" w:color="000000" w:sz="6"/>
-              <w:left w:val="single" w:color="000000" w:sz="6"/>
-              <w:bottom w:val="single" w:color="000000" w:sz="6"/>
-              <w:right w:val="single" w:color="000000" w:sz="6"/>
-            </w:tcBorders>
-            <w:shd w:fill="BFBFBF" w:color="auto" w:val="clear"/>
+              <w:jc w:val="left"/>
+            </w:pPr>
+            <w:r>
+              <w:rPr>
+                <w:rFonts w:ascii="Arial" w:cs="Arial" w:eastAsia="Arial" w:hAnsi="Arial"/>
+                <w:b w:val="false"/>
+                <w:bCs w:val="false"/>
+                <w:i w:val="false"/>
+                <w:iCs w:val="false"/>
+                <w:color w:val="666666"/>
+                <w:sz w:val="17"/>
+                <w:szCs w:val="17"/>
+              </w:rPr>
+              <w:t xml:space="preserve"/>
+            </w:r>
+          </w:p>
+        </w:tc>
+        <w:tc>
+          <w:tcPr>
+            <w:tcW w:type="dxa" w:w="948"/>
+            <w:tcBorders>
+              <w:top w:val="single" w:color="000000" w:sz="6"/>
+              <w:left w:val="single" w:color="000000" w:sz="6"/>
+              <w:bottom w:val="single" w:color="000000" w:sz="6"/>
+              <w:right w:val="single" w:color="000000" w:sz="6"/>
+            </w:tcBorders>
             <w:tcMar>
               <w:top w:type="dxa" w:w="30"/>
               <w:left w:type="dxa" w:w="70"/>
@@ -9387,7 +9386,7 @@
           <w:sz w:val="32"/>
           <w:szCs w:val="32"/>
         </w:rPr>
-        <w:t xml:space="preserve">Нагрузка, решение по сроку, домашнее задание</w:t>
+        <w:t xml:space="preserve">Нагрузка по людям и риски</w:t>
       </w:r>
     </w:p>
     <w:p>
@@ -9894,7 +9893,7 @@
       </w:tr>
       <w:tr>
         <w:trPr>
-          <w:trHeight w:val="400" w:hRule="exact"/>
+          <w:trHeight w:val="440" w:hRule="exact"/>
         </w:trPr>
         <w:tc>
           <w:tcPr>
@@ -9923,13 +9922,13 @@
                 <w:rFonts w:ascii="Arial" w:cs="Arial" w:eastAsia="Arial" w:hAnsi="Arial"/>
                 <w:b w:val="false"/>
                 <w:bCs w:val="false"/>
-                <w:i/>
-                <w:iCs/>
-                <w:color w:val="666666"/>
-                <w:sz w:val="17"/>
-                <w:szCs w:val="17"/>
-              </w:rPr>
-              <w:t xml:space="preserve">пример: аналитик</w:t>
+                <w:i w:val="false"/>
+                <w:iCs w:val="false"/>
+                <w:color w:val="666666"/>
+                <w:sz w:val="17"/>
+                <w:szCs w:val="17"/>
+              </w:rPr>
+              <w:t xml:space="preserve"/>
             </w:r>
           </w:p>
         </w:tc>
@@ -9953,20 +9952,20 @@
           <w:p>
             <w:pPr>
               <w:spacing w:after="0" w:before="0"/>
-              <w:jc w:val="center"/>
-            </w:pPr>
-            <w:r>
-              <w:rPr>
-                <w:rFonts w:ascii="Arial" w:cs="Arial" w:eastAsia="Arial" w:hAnsi="Arial"/>
-                <w:b w:val="false"/>
-                <w:bCs w:val="false"/>
-                <w:i w:val="false"/>
-                <w:iCs w:val="false"/>
-                <w:color w:val="666666"/>
-                <w:sz w:val="18"/>
-                <w:szCs w:val="18"/>
-              </w:rPr>
-              <w:t xml:space="preserve">1.1</w:t>
+              <w:jc w:val="left"/>
+            </w:pPr>
+            <w:r>
+              <w:rPr>
+                <w:rFonts w:ascii="Arial" w:cs="Arial" w:eastAsia="Arial" w:hAnsi="Arial"/>
+                <w:b w:val="false"/>
+                <w:bCs w:val="false"/>
+                <w:i w:val="false"/>
+                <w:iCs w:val="false"/>
+                <w:color w:val="666666"/>
+                <w:sz w:val="17"/>
+                <w:szCs w:val="17"/>
+              </w:rPr>
+              <w:t xml:space="preserve"/>
             </w:r>
           </w:p>
         </w:tc>
@@ -9990,18 +9989,18 @@
           <w:p>
             <w:pPr>
               <w:spacing w:after="0" w:before="0"/>
-              <w:jc w:val="center"/>
-            </w:pPr>
-            <w:r>
-              <w:rPr>
-                <w:rFonts w:ascii="Arial" w:cs="Arial" w:eastAsia="Arial" w:hAnsi="Arial"/>
-                <w:b w:val="false"/>
-                <w:bCs w:val="false"/>
-                <w:i w:val="false"/>
-                <w:iCs w:val="false"/>
-                <w:color w:val="666666"/>
-                <w:sz w:val="18"/>
-                <w:szCs w:val="18"/>
+              <w:jc w:val="left"/>
+            </w:pPr>
+            <w:r>
+              <w:rPr>
+                <w:rFonts w:ascii="Arial" w:cs="Arial" w:eastAsia="Arial" w:hAnsi="Arial"/>
+                <w:b w:val="false"/>
+                <w:bCs w:val="false"/>
+                <w:i w:val="false"/>
+                <w:iCs w:val="false"/>
+                <w:color w:val="666666"/>
+                <w:sz w:val="17"/>
+                <w:szCs w:val="17"/>
               </w:rPr>
               <w:t xml:space="preserve"/>
             </w:r>
@@ -10027,18 +10026,18 @@
           <w:p>
             <w:pPr>
               <w:spacing w:after="0" w:before="0"/>
-              <w:jc w:val="center"/>
-            </w:pPr>
-            <w:r>
-              <w:rPr>
-                <w:rFonts w:ascii="Arial" w:cs="Arial" w:eastAsia="Arial" w:hAnsi="Arial"/>
-                <w:b w:val="false"/>
-                <w:bCs w:val="false"/>
-                <w:i w:val="false"/>
-                <w:iCs w:val="false"/>
-                <w:color w:val="666666"/>
-                <w:sz w:val="18"/>
-                <w:szCs w:val="18"/>
+              <w:jc w:val="left"/>
+            </w:pPr>
+            <w:r>
+              <w:rPr>
+                <w:rFonts w:ascii="Arial" w:cs="Arial" w:eastAsia="Arial" w:hAnsi="Arial"/>
+                <w:b w:val="false"/>
+                <w:bCs w:val="false"/>
+                <w:i w:val="false"/>
+                <w:iCs w:val="false"/>
+                <w:color w:val="666666"/>
+                <w:sz w:val="17"/>
+                <w:szCs w:val="17"/>
               </w:rPr>
               <w:t xml:space="preserve"/>
             </w:r>
@@ -10064,20 +10063,20 @@
           <w:p>
             <w:pPr>
               <w:spacing w:after="0" w:before="0"/>
-              <w:jc w:val="center"/>
-            </w:pPr>
-            <w:r>
-              <w:rPr>
-                <w:rFonts w:ascii="Arial" w:cs="Arial" w:eastAsia="Arial" w:hAnsi="Arial"/>
-                <w:b w:val="false"/>
-                <w:bCs w:val="false"/>
-                <w:i w:val="false"/>
-                <w:iCs w:val="false"/>
-                <w:color w:val="666666"/>
-                <w:sz w:val="18"/>
-                <w:szCs w:val="18"/>
-              </w:rPr>
-              <w:t xml:space="preserve">2.2</w:t>
+              <w:jc w:val="left"/>
+            </w:pPr>
+            <w:r>
+              <w:rPr>
+                <w:rFonts w:ascii="Arial" w:cs="Arial" w:eastAsia="Arial" w:hAnsi="Arial"/>
+                <w:b w:val="false"/>
+                <w:bCs w:val="false"/>
+                <w:i w:val="false"/>
+                <w:iCs w:val="false"/>
+                <w:color w:val="666666"/>
+                <w:sz w:val="17"/>
+                <w:szCs w:val="17"/>
+              </w:rPr>
+              <w:t xml:space="preserve"/>
             </w:r>
           </w:p>
         </w:tc>
@@ -10101,20 +10100,20 @@
           <w:p>
             <w:pPr>
               <w:spacing w:after="0" w:before="0"/>
-              <w:jc w:val="center"/>
-            </w:pPr>
-            <w:r>
-              <w:rPr>
-                <w:rFonts w:ascii="Arial" w:cs="Arial" w:eastAsia="Arial" w:hAnsi="Arial"/>
-                <w:b w:val="false"/>
-                <w:bCs w:val="false"/>
-                <w:i w:val="false"/>
-                <w:iCs w:val="false"/>
-                <w:color w:val="666666"/>
-                <w:sz w:val="18"/>
-                <w:szCs w:val="18"/>
-              </w:rPr>
-              <w:t xml:space="preserve">2.2</w:t>
+              <w:jc w:val="left"/>
+            </w:pPr>
+            <w:r>
+              <w:rPr>
+                <w:rFonts w:ascii="Arial" w:cs="Arial" w:eastAsia="Arial" w:hAnsi="Arial"/>
+                <w:b w:val="false"/>
+                <w:bCs w:val="false"/>
+                <w:i w:val="false"/>
+                <w:iCs w:val="false"/>
+                <w:color w:val="666666"/>
+                <w:sz w:val="17"/>
+                <w:szCs w:val="17"/>
+              </w:rPr>
+              <w:t xml:space="preserve"/>
             </w:r>
           </w:p>
         </w:tc>
@@ -10138,18 +10137,18 @@
           <w:p>
             <w:pPr>
               <w:spacing w:after="0" w:before="0"/>
-              <w:jc w:val="center"/>
-            </w:pPr>
-            <w:r>
-              <w:rPr>
-                <w:rFonts w:ascii="Arial" w:cs="Arial" w:eastAsia="Arial" w:hAnsi="Arial"/>
-                <w:b w:val="false"/>
-                <w:bCs w:val="false"/>
-                <w:i w:val="false"/>
-                <w:iCs w:val="false"/>
-                <w:color w:val="666666"/>
-                <w:sz w:val="18"/>
-                <w:szCs w:val="18"/>
+              <w:jc w:val="left"/>
+            </w:pPr>
+            <w:r>
+              <w:rPr>
+                <w:rFonts w:ascii="Arial" w:cs="Arial" w:eastAsia="Arial" w:hAnsi="Arial"/>
+                <w:b w:val="false"/>
+                <w:bCs w:val="false"/>
+                <w:i w:val="false"/>
+                <w:iCs w:val="false"/>
+                <w:color w:val="666666"/>
+                <w:sz w:val="17"/>
+                <w:szCs w:val="17"/>
               </w:rPr>
               <w:t xml:space="preserve"/>
             </w:r>
@@ -10175,20 +10174,20 @@
           <w:p>
             <w:pPr>
               <w:spacing w:after="0" w:before="0"/>
-              <w:jc w:val="center"/>
-            </w:pPr>
-            <w:r>
-              <w:rPr>
-                <w:rFonts w:ascii="Arial" w:cs="Arial" w:eastAsia="Arial" w:hAnsi="Arial"/>
-                <w:b w:val="false"/>
-                <w:bCs w:val="false"/>
-                <w:i w:val="false"/>
-                <w:iCs w:val="false"/>
-                <w:color w:val="666666"/>
-                <w:sz w:val="18"/>
-                <w:szCs w:val="18"/>
-              </w:rPr>
-              <w:t xml:space="preserve">4.1</w:t>
+              <w:jc w:val="left"/>
+            </w:pPr>
+            <w:r>
+              <w:rPr>
+                <w:rFonts w:ascii="Arial" w:cs="Arial" w:eastAsia="Arial" w:hAnsi="Arial"/>
+                <w:b w:val="false"/>
+                <w:bCs w:val="false"/>
+                <w:i w:val="false"/>
+                <w:iCs w:val="false"/>
+                <w:color w:val="666666"/>
+                <w:sz w:val="17"/>
+                <w:szCs w:val="17"/>
+              </w:rPr>
+              <w:t xml:space="preserve"/>
             </w:r>
           </w:p>
         </w:tc>
@@ -10212,18 +10211,18 @@
           <w:p>
             <w:pPr>
               <w:spacing w:after="0" w:before="0"/>
-              <w:jc w:val="center"/>
-            </w:pPr>
-            <w:r>
-              <w:rPr>
-                <w:rFonts w:ascii="Arial" w:cs="Arial" w:eastAsia="Arial" w:hAnsi="Arial"/>
-                <w:b w:val="false"/>
-                <w:bCs w:val="false"/>
-                <w:i w:val="false"/>
-                <w:iCs w:val="false"/>
-                <w:color w:val="666666"/>
-                <w:sz w:val="18"/>
-                <w:szCs w:val="18"/>
+              <w:jc w:val="left"/>
+            </w:pPr>
+            <w:r>
+              <w:rPr>
+                <w:rFonts w:ascii="Arial" w:cs="Arial" w:eastAsia="Arial" w:hAnsi="Arial"/>
+                <w:b w:val="false"/>
+                <w:bCs w:val="false"/>
+                <w:i w:val="false"/>
+                <w:iCs w:val="false"/>
+                <w:color w:val="666666"/>
+                <w:sz w:val="17"/>
+                <w:szCs w:val="17"/>
               </w:rPr>
               <w:t xml:space="preserve"/>
             </w:r>
@@ -10249,18 +10248,18 @@
           <w:p>
             <w:pPr>
               <w:spacing w:after="0" w:before="0"/>
-              <w:jc w:val="center"/>
-            </w:pPr>
-            <w:r>
-              <w:rPr>
-                <w:rFonts w:ascii="Arial" w:cs="Arial" w:eastAsia="Arial" w:hAnsi="Arial"/>
-                <w:b w:val="false"/>
-                <w:bCs w:val="false"/>
-                <w:i w:val="false"/>
-                <w:iCs w:val="false"/>
-                <w:color w:val="666666"/>
-                <w:sz w:val="18"/>
-                <w:szCs w:val="18"/>
+              <w:jc w:val="left"/>
+            </w:pPr>
+            <w:r>
+              <w:rPr>
+                <w:rFonts w:ascii="Arial" w:cs="Arial" w:eastAsia="Arial" w:hAnsi="Arial"/>
+                <w:b w:val="false"/>
+                <w:bCs w:val="false"/>
+                <w:i w:val="false"/>
+                <w:iCs w:val="false"/>
+                <w:color w:val="666666"/>
+                <w:sz w:val="17"/>
+                <w:szCs w:val="17"/>
               </w:rPr>
               <w:t xml:space="preserve"/>
             </w:r>
@@ -10286,18 +10285,18 @@
           <w:p>
             <w:pPr>
               <w:spacing w:after="0" w:before="0"/>
-              <w:jc w:val="center"/>
-            </w:pPr>
-            <w:r>
-              <w:rPr>
-                <w:rFonts w:ascii="Arial" w:cs="Arial" w:eastAsia="Arial" w:hAnsi="Arial"/>
-                <w:b w:val="false"/>
-                <w:bCs w:val="false"/>
-                <w:i w:val="false"/>
-                <w:iCs w:val="false"/>
-                <w:color w:val="666666"/>
-                <w:sz w:val="18"/>
-                <w:szCs w:val="18"/>
+              <w:jc w:val="left"/>
+            </w:pPr>
+            <w:r>
+              <w:rPr>
+                <w:rFonts w:ascii="Arial" w:cs="Arial" w:eastAsia="Arial" w:hAnsi="Arial"/>
+                <w:b w:val="false"/>
+                <w:bCs w:val="false"/>
+                <w:i w:val="false"/>
+                <w:iCs w:val="false"/>
+                <w:color w:val="666666"/>
+                <w:sz w:val="17"/>
+                <w:szCs w:val="17"/>
               </w:rPr>
               <w:t xml:space="preserve"/>
             </w:r>
@@ -12102,7 +12101,7 @@
           <w:sz w:val="21"/>
           <w:szCs w:val="21"/>
         </w:rPr>
-        <w:t xml:space="preserve">К СЛЕДУЮЩЕМУ ЗАНЯТИЮ</w:t>
+        <w:t xml:space="preserve">РИСКИ И ПОТРЕБНОСТИ ПАКЕТОВ</w:t>
       </w:r>
       <w:r>
         <w:rPr>
@@ -12115,7 +12114,7 @@
           <w:sz w:val="18"/>
           <w:szCs w:val="18"/>
         </w:rPr>
-        <w:t xml:space="preserve">  заполнить дома; пример — серая строка</w:t>
+        <w:t xml:space="preserve">  к следующему занятию, заполнить дома; пример — первая строка</w:t>
       </w:r>
     </w:p>
     <w:tbl>

--- a/zanyatiya/Zanyatie_07_Gantt_A4_Blank.docx
+++ b/zanyatiya/Zanyatie_07_Gantt_A4_Blank.docx
@@ -643,7 +643,7 @@
                 <w:sz w:val="16"/>
                 <w:szCs w:val="16"/>
               </w:rPr>
-              <w:t xml:space="preserve">с даты:</w:t>
+              <w:t xml:space="preserve">неделя начинается (число и месяц):</w:t>
             </w:r>
           </w:p>
         </w:tc>
@@ -9343,7 +9343,7 @@
           <w:sz w:val="17"/>
           <w:szCs w:val="17"/>
         </w:rPr>
-        <w:t xml:space="preserve">1) в «Зависит от» — коды прямых предшественников;  2) закрасьте простым карандашом клетки недель, на которые приходится пакет, начиная после самого позднего предшественника;  3) критический путь — самую длинную цепочку — заштрихуйте поверх закраски;  4) под сеткой отметьте милстоуны.</w:t>
+        <w:t xml:space="preserve">0) в строке под номерами недель впишите, с какого числа начинается каждая неделя, — так видно, на какую неделю выпадают чекпоинт 21.11 и защита 26.12;  1) в «Зависит от» — коды прямых предшественников;  2) закрасьте простым карандашом клетки недель, на которые приходится пакет, начиная после самого позднего предшественника;  3) критический путь — самую длинную цепочку — заштрихуйте поверх закраски;  4) под сеткой отметьте милстоуны.</w:t>
       </w:r>
     </w:p>
     <w:p>

--- a/zanyatiya/Zanyatie_07_Gantt_A4_Blank.docx
+++ b/zanyatiya/Zanyatie_07_Gantt_A4_Blank.docx
@@ -8938,7 +8938,7 @@
                 <w:sz w:val="17"/>
                 <w:szCs w:val="17"/>
               </w:rPr>
-              <w:t xml:space="preserve">Милстоуны: отметьте ◆ в конце недели и подпишите</w:t>
+              <w:t xml:space="preserve">Милстоуны (вехи): отметьте ◆ в конце недели и подпишите</w:t>
             </w:r>
           </w:p>
         </w:tc>
@@ -9343,7 +9343,7 @@
           <w:sz w:val="17"/>
           <w:szCs w:val="17"/>
         </w:rPr>
-        <w:t xml:space="preserve">0) в строке под номерами недель впишите, с какого числа начинается каждая неделя, — так видно, на какую неделю выпадают чекпоинт 21.11 и защита 26.12;  1) в «Зависит от» — коды прямых предшественников;  2) закрасьте простым карандашом клетки недель, на которые приходится пакет, начиная после самого позднего предшественника;  3) критический путь — самую длинную цепочку — заштрихуйте поверх закраски;  4) под сеткой отметьте милстоуны.</w:t>
+        <w:t xml:space="preserve">0) в строке под номерами недель впишите, с какого числа начинается каждая неделя, — так видно, на какую неделю выпадают чекпоинт (контрольная точка) 21.11 и защита 26.12;  1) в «Зависит от» — коды прямых предшественников;  2) закрасьте простым карандашом клетки недель, на которые приходится пакет, начиная после самого позднего предшественника;  3) критический путь — самую длинную цепочку — заштрихуйте поверх закраски;  4) под сеткой отметьте милстоуны (вехи).</w:t>
       </w:r>
     </w:p>
     <w:p>
